--- a/HoiDap_BaoVe_ASM_WEB1044.docx
+++ b/HoiDap_BaoVe_ASM_WEB1044.docx
@@ -73,7 +73,7 @@
           <w:i/>
           <w:iCs/>
         </w:rPr>
-        <w:t xml:space="preserve">"Em làm website bán thời trang nữ tên Luna, giao diện tham khảo elise.vn, viết bằng HTML, CSS và JavaScript thuần, không dùng framework. Website có 8 trang: trang chủ, chi tiết sản phẩm, giỏ hàng, thanh toán, tra cứu đơn, tài khoản, yêu thích và nhân viên. Dữ liệu sản phẩm là một mảng object, hiển thị ra bằng DOM. Vì không có server nên tài khoản, giỏ hàng, yêu thích và đơn hàng em lưu bằng localStorage. Khách chưa đăng nhập chỉ được xem; muốn thêm giỏ hay đặt hàng phải đăng ký, đăng nhập. Thanh toán là thanh toán khi nhận hàng. Chức năng nâng cao em chọn là đồng hồ đếm ngược Flash Sale."</w:t>
+        <w:t xml:space="preserve">"Em làm website bán thời trang nữ tên Luna, giao diện tham khảo elise.vn, viết bằng HTML, CSS và JavaScript thuần, không dùng framework. Website có 8 trang: trang chủ, chi tiết sản phẩm, giỏ hàng, thanh toán, tra cứu đơn, tài khoản, yêu thích và nhân viên. Dữ liệu sản phẩm là một mảng object, hiển thị ra bằng DOM. Vì không có server nên tài khoản, giỏ hàng, yêu thích và đơn hàng em lưu bằng localStorage. Khách chưa đăng nhập chỉ được xem; muốn thêm giỏ hay đặt hàng phải đăng ký, đăng nhập. Thanh toán là thanh toán khi nhận hàng."</w:t>
       </w:r>
     </w:p>
     <w:p>
@@ -89,7 +89,7 @@
         <w:t xml:space="preserve">Luồng demo gợi ý:</w:t>
       </w:r>
       <w:r>
-        <w:t xml:space="preserve"> trang chủ (slider, Flash Sale, lọc, tìm kiếm, rê chuột đổi ảnh) → bấm Thêm giỏ khi chưa đăng nhập (bị chặn) → đăng ký → thêm giỏ → cart.html đổi số lượng → Thanh toán 4 bước → lấy mã đơn → tracking.html tra cứu → account.html hủy đơn.</w:t>
+        <w:t xml:space="preserve"> trang chủ (slider, lọc, tìm kiếm, rê chuột đổi ảnh) → bấm Thêm giỏ khi chưa đăng nhập (bị chặn) → đăng ký → thêm giỏ → cart.html đổi số lượng → Thanh toán 4 bước → lấy mã đơn → tracking.html tra cứu → account.html hủy đơn.</w:t>
       </w:r>
     </w:p>
     <w:p>
@@ -1703,100 +1703,166 @@
         <w:spacing w:after="80" w:before="160"/>
       </w:pPr>
       <w:r>
-        <w:t xml:space="preserve">Câu 18. Em chọn chức năng nâng cao nào? Code chạy ra sao?</w:t>
-      </w:r>
-    </w:p>
-    <w:p>
-      <w:pPr>
-        <w:spacing w:after="100" w:line="300"/>
-        <w:jc w:val="both"/>
-      </w:pPr>
-      <w:r>
-        <w:t xml:space="preserve">Countdown Clock – Flash Sale. Mốc kết thúc là 23:59:59 hôm nay (</w:t>
-      </w:r>
-      <w:r>
-        <w:rPr>
-          <w:rFonts w:ascii="Consolas" w:cs="Consolas" w:eastAsia="Consolas" w:hAnsi="Consolas"/>
-          <w:color w:val="7A1F1F"/>
-          <w:sz w:val="22"/>
-          <w:szCs w:val="22"/>
-        </w:rPr>
-        <w:t xml:space="preserve">setHours(23, 59, 59, 999)</w:t>
-      </w:r>
-      <w:r>
-        <w:t xml:space="preserve">). Mỗi giây (</w:t>
-      </w:r>
-      <w:r>
-        <w:rPr>
-          <w:rFonts w:ascii="Consolas" w:cs="Consolas" w:eastAsia="Consolas" w:hAnsi="Consolas"/>
-          <w:color w:val="7A1F1F"/>
-          <w:sz w:val="22"/>
-          <w:szCs w:val="22"/>
-        </w:rPr>
-        <w:t xml:space="preserve">setInterval</w:t>
-      </w:r>
-      <w:r>
-        <w:t xml:space="preserve"> 1000ms) lấy mốc trừ </w:t>
-      </w:r>
-      <w:r>
-        <w:rPr>
-          <w:rFonts w:ascii="Consolas" w:cs="Consolas" w:eastAsia="Consolas" w:hAnsi="Consolas"/>
-          <w:color w:val="7A1F1F"/>
-          <w:sz w:val="22"/>
-          <w:szCs w:val="22"/>
-        </w:rPr>
-        <w:t xml:space="preserve">Date.now()</w:t>
-      </w:r>
-      <w:r>
-        <w:t xml:space="preserve"> ra số mili giây còn lại, đổi ra giờ = </w:t>
-      </w:r>
-      <w:r>
-        <w:rPr>
-          <w:rFonts w:ascii="Consolas" w:cs="Consolas" w:eastAsia="Consolas" w:hAnsi="Consolas"/>
-          <w:color w:val="7A1F1F"/>
-          <w:sz w:val="22"/>
-          <w:szCs w:val="22"/>
-        </w:rPr>
-        <w:t xml:space="preserve">Math.floor(left / 3600000)</w:t>
-      </w:r>
-      <w:r>
-        <w:t xml:space="preserve">, phút = </w:t>
-      </w:r>
-      <w:r>
-        <w:rPr>
-          <w:rFonts w:ascii="Consolas" w:cs="Consolas" w:eastAsia="Consolas" w:hAnsi="Consolas"/>
-          <w:color w:val="7A1F1F"/>
-          <w:sz w:val="22"/>
-          <w:szCs w:val="22"/>
-        </w:rPr>
-        <w:t xml:space="preserve">Math.floor((left % 3600000) / 60000)</w:t>
-      </w:r>
-      <w:r>
-        <w:t xml:space="preserve">, giây = </w:t>
-      </w:r>
-      <w:r>
-        <w:rPr>
-          <w:rFonts w:ascii="Consolas" w:cs="Consolas" w:eastAsia="Consolas" w:hAnsi="Consolas"/>
-          <w:color w:val="7A1F1F"/>
-          <w:sz w:val="22"/>
-          <w:szCs w:val="22"/>
-        </w:rPr>
-        <w:t xml:space="preserve">Math.floor((left % 60000) / 1000)</w:t>
-      </w:r>
-      <w:r>
-        <w:t xml:space="preserve">, rồi hiện ra bằng </w:t>
-      </w:r>
-      <w:r>
-        <w:rPr>
-          <w:rFonts w:ascii="Consolas" w:cs="Consolas" w:eastAsia="Consolas" w:hAnsi="Consolas"/>
-          <w:color w:val="7A1F1F"/>
-          <w:sz w:val="22"/>
-          <w:szCs w:val="22"/>
-        </w:rPr>
-        <w:t xml:space="preserve">textContent</w:t>
-      </w:r>
-      <w:r>
-        <w:t xml:space="preserve">. Giống bài countdown ở Lab 6, Lab 7.</w:t>
+        <w:t xml:space="preserve">Câu 18. Em chọn chức năng nâng cao nào?</w:t>
+      </w:r>
+    </w:p>
+    <w:p>
+      <w:pPr>
+        <w:spacing w:after="100" w:line="300"/>
+        <w:jc w:val="both"/>
+      </w:pPr>
+      <w:r>
+        <w:t xml:space="preserve">[CHƯA CÓ] Website hiện chưa có chức năng nâng cao theo Y1.6 (Geolocation, Media hoặc Countdown Clock). Cần làm và bổ sung câu trả lời ở đây trước khi bảo vệ.</w:t>
+      </w:r>
+    </w:p>
+    <w:p>
+      <w:pPr>
+        <w:pStyle w:val="Heading2"/>
+        <w:spacing w:after="100" w:before="220"/>
+      </w:pPr>
+      <w:r>
+        <w:t xml:space="preserve">Y1.7 – Ba yêu cầu tự đề xuất</w:t>
+      </w:r>
+    </w:p>
+    <w:p>
+      <w:pPr>
+        <w:pStyle w:val="Heading3"/>
+        <w:spacing w:after="80" w:before="160"/>
+      </w:pPr>
+      <w:r>
+        <w:t xml:space="preserve">Câu 19. Ba yêu cầu tự đề xuất là gì, lý do?</w:t>
+      </w:r>
+    </w:p>
+    <w:p>
+      <w:pPr>
+        <w:spacing w:after="100" w:line="300"/>
+        <w:jc w:val="both"/>
+      </w:pPr>
+      <w:r>
+        <w:t xml:space="preserve">(1) Đăng ký / đăng nhập và chặn thao tác khi chưa đăng nhập – để giỏ hàng, đơn hàng gắn với đúng người mua. (2) Thanh toán 4 bước COD và tạo đơn – để khách mua được hàng. (3) Tra cứu, theo dõi, hủy đơn – để khách biết đơn đang ở đâu.</w:t>
+      </w:r>
+    </w:p>
+    <w:p>
+      <w:pPr>
+        <w:pStyle w:val="Heading3"/>
+        <w:spacing w:after="80" w:before="160"/>
+      </w:pPr>
+      <w:r>
+        <w:t xml:space="preserve">Câu 20. Chưa đăng nhập bấm Thêm giỏ thì chuyện gì xảy ra?</w:t>
+      </w:r>
+    </w:p>
+    <w:p>
+      <w:pPr>
+        <w:spacing w:after="100" w:line="300"/>
+        <w:jc w:val="both"/>
+      </w:pPr>
+      <w:r>
+        <w:t xml:space="preserve">Dòng đầu hàm </w:t>
+      </w:r>
+      <w:r>
+        <w:rPr>
+          <w:rFonts w:ascii="Consolas" w:cs="Consolas" w:eastAsia="Consolas" w:hAnsi="Consolas"/>
+          <w:color w:val="7A1F1F"/>
+          <w:sz w:val="22"/>
+          <w:szCs w:val="22"/>
+        </w:rPr>
+        <w:t xml:space="preserve">cart.add</w:t>
+      </w:r>
+      <w:r>
+        <w:t xml:space="preserve"> gọi </w:t>
+      </w:r>
+      <w:r>
+        <w:rPr>
+          <w:rFonts w:ascii="Consolas" w:cs="Consolas" w:eastAsia="Consolas" w:hAnsi="Consolas"/>
+          <w:color w:val="7A1F1F"/>
+          <w:sz w:val="22"/>
+          <w:szCs w:val="22"/>
+        </w:rPr>
+        <w:t xml:space="preserve">auth.requireLogin()</w:t>
+      </w:r>
+      <w:r>
+        <w:t xml:space="preserve">. Hàm này kiểm tra đã đăng nhập chưa; chưa thì hiện thông báo, mở khung đăng nhập và trả về </w:t>
+      </w:r>
+      <w:r>
+        <w:rPr>
+          <w:rFonts w:ascii="Consolas" w:cs="Consolas" w:eastAsia="Consolas" w:hAnsi="Consolas"/>
+          <w:color w:val="7A1F1F"/>
+          <w:sz w:val="22"/>
+          <w:szCs w:val="22"/>
+        </w:rPr>
+        <w:t xml:space="preserve">false</w:t>
+      </w:r>
+      <w:r>
+        <w:t xml:space="preserve">, nên </w:t>
+      </w:r>
+      <w:r>
+        <w:rPr>
+          <w:rFonts w:ascii="Consolas" w:cs="Consolas" w:eastAsia="Consolas" w:hAnsi="Consolas"/>
+          <w:color w:val="7A1F1F"/>
+          <w:sz w:val="22"/>
+          <w:szCs w:val="22"/>
+        </w:rPr>
+        <w:t xml:space="preserve">add</w:t>
+      </w:r>
+      <w:r>
+        <w:t xml:space="preserve"> dừng ngay bằng </w:t>
+      </w:r>
+      <w:r>
+        <w:rPr>
+          <w:rFonts w:ascii="Consolas" w:cs="Consolas" w:eastAsia="Consolas" w:hAnsi="Consolas"/>
+          <w:color w:val="7A1F1F"/>
+          <w:sz w:val="22"/>
+          <w:szCs w:val="22"/>
+        </w:rPr>
+        <w:t xml:space="preserve">return</w:t>
+      </w:r>
+      <w:r>
+        <w:t xml:space="preserve">, không ghi gì vào localStorage.</w:t>
+      </w:r>
+    </w:p>
+    <w:p>
+      <w:pPr>
+        <w:shd w:fill="F3F3F3" w:color="auto" w:val="clear"/>
+        <w:spacing w:after="0" w:line="260"/>
+        <w:ind w:left="284"/>
+      </w:pPr>
+      <w:r>
+        <w:rPr>
+          <w:rFonts w:ascii="Consolas" w:cs="Consolas" w:eastAsia="Consolas" w:hAnsi="Consolas"/>
+          <w:sz w:val="20"/>
+          <w:szCs w:val="20"/>
+        </w:rPr>
+        <w:t xml:space="preserve">add(id, qty = 1, size = this.defaultSize) {</w:t>
+      </w:r>
+    </w:p>
+    <w:p>
+      <w:pPr>
+        <w:shd w:fill="F3F3F3" w:color="auto" w:val="clear"/>
+        <w:spacing w:after="0" w:line="260"/>
+        <w:ind w:left="284"/>
+      </w:pPr>
+      <w:r>
+        <w:rPr>
+          <w:rFonts w:ascii="Consolas" w:cs="Consolas" w:eastAsia="Consolas" w:hAnsi="Consolas"/>
+          <w:sz w:val="20"/>
+          <w:szCs w:val="20"/>
+        </w:rPr>
+        <w:t xml:space="preserve">    if (!auth.requireLogin("Vui lòng đăng nhập...")) return false;</w:t>
+      </w:r>
+    </w:p>
+    <w:p>
+      <w:pPr>
+        <w:shd w:fill="F3F3F3" w:color="auto" w:val="clear"/>
+        <w:spacing w:after="120" w:line="260"/>
+        <w:ind w:left="284"/>
+      </w:pPr>
+      <w:r>
+        <w:rPr>
+          <w:rFonts w:ascii="Consolas" w:cs="Consolas" w:eastAsia="Consolas" w:hAnsi="Consolas"/>
+          <w:sz w:val="20"/>
+          <w:szCs w:val="20"/>
+        </w:rPr>
+        <w:t xml:space="preserve">    ...</w:t>
       </w:r>
     </w:p>
     <w:p>
@@ -1816,16 +1882,7 @@
         <w:rPr>
           <w:color w:val="385623"/>
         </w:rPr>
-        <w:t xml:space="preserve"> js/countdown.js</w:t>
-      </w:r>
-    </w:p>
-    <w:p>
-      <w:pPr>
-        <w:pStyle w:val="Heading2"/>
-        <w:spacing w:after="100" w:before="220"/>
-      </w:pPr>
-      <w:r>
-        <w:t xml:space="preserve">Y1.7 – Ba yêu cầu tự đề xuất</w:t>
+        <w:t xml:space="preserve"> js/auth.js – requireLogin; js/cart.js – add</w:t>
       </w:r>
     </w:p>
     <w:p>
@@ -1834,16 +1891,16 @@
         <w:spacing w:after="80" w:before="160"/>
       </w:pPr>
       <w:r>
-        <w:t xml:space="preserve">Câu 19. Ba yêu cầu tự đề xuất là gì, lý do?</w:t>
-      </w:r>
-    </w:p>
-    <w:p>
-      <w:pPr>
-        <w:spacing w:after="100" w:line="300"/>
-        <w:jc w:val="both"/>
-      </w:pPr>
-      <w:r>
-        <w:t xml:space="preserve">(1) Đăng ký / đăng nhập và chặn thao tác khi chưa đăng nhập – để giỏ hàng, đơn hàng gắn với đúng người mua. (2) Thanh toán 4 bước COD và tạo đơn – để khách mua được hàng. (3) Tra cứu, theo dõi, hủy đơn – để khách biết đơn đang ở đâu.</w:t>
+        <w:t xml:space="preserve">Câu 21. Sao không chỉ ẩn nút Thêm giỏ mà phải chặn trong hàm?</w:t>
+      </w:r>
+    </w:p>
+    <w:p>
+      <w:pPr>
+        <w:spacing w:after="100" w:line="300"/>
+        <w:jc w:val="both"/>
+      </w:pPr>
+      <w:r>
+        <w:t xml:space="preserve">Ẩn nút thì người dùng vẫn gọi được hàm trong DevTools (F12). Chặn ngay trong hàm thì gọi kiểu nào cũng bị chặn.</w:t>
       </w:r>
     </w:p>
     <w:p>
@@ -1852,121 +1909,76 @@
         <w:spacing w:after="80" w:before="160"/>
       </w:pPr>
       <w:r>
-        <w:t xml:space="preserve">Câu 20. Chưa đăng nhập bấm Thêm giỏ thì chuyện gì xảy ra?</w:t>
-      </w:r>
-    </w:p>
-    <w:p>
-      <w:pPr>
-        <w:spacing w:after="100" w:line="300"/>
-        <w:jc w:val="both"/>
-      </w:pPr>
-      <w:r>
-        <w:t xml:space="preserve">Dòng đầu hàm </w:t>
-      </w:r>
-      <w:r>
-        <w:rPr>
-          <w:rFonts w:ascii="Consolas" w:cs="Consolas" w:eastAsia="Consolas" w:hAnsi="Consolas"/>
-          <w:color w:val="7A1F1F"/>
-          <w:sz w:val="22"/>
-          <w:szCs w:val="22"/>
-        </w:rPr>
-        <w:t xml:space="preserve">cart.add</w:t>
-      </w:r>
-      <w:r>
-        <w:t xml:space="preserve"> gọi </w:t>
-      </w:r>
-      <w:r>
-        <w:rPr>
-          <w:rFonts w:ascii="Consolas" w:cs="Consolas" w:eastAsia="Consolas" w:hAnsi="Consolas"/>
-          <w:color w:val="7A1F1F"/>
-          <w:sz w:val="22"/>
-          <w:szCs w:val="22"/>
-        </w:rPr>
-        <w:t xml:space="preserve">auth.requireLogin()</w:t>
-      </w:r>
-      <w:r>
-        <w:t xml:space="preserve">. Hàm này kiểm tra đã đăng nhập chưa; chưa thì hiện thông báo, mở khung đăng nhập và trả về </w:t>
-      </w:r>
-      <w:r>
-        <w:rPr>
-          <w:rFonts w:ascii="Consolas" w:cs="Consolas" w:eastAsia="Consolas" w:hAnsi="Consolas"/>
-          <w:color w:val="7A1F1F"/>
-          <w:sz w:val="22"/>
-          <w:szCs w:val="22"/>
-        </w:rPr>
-        <w:t xml:space="preserve">false</w:t>
-      </w:r>
-      <w:r>
-        <w:t xml:space="preserve">, nên </w:t>
-      </w:r>
-      <w:r>
-        <w:rPr>
-          <w:rFonts w:ascii="Consolas" w:cs="Consolas" w:eastAsia="Consolas" w:hAnsi="Consolas"/>
-          <w:color w:val="7A1F1F"/>
-          <w:sz w:val="22"/>
-          <w:szCs w:val="22"/>
-        </w:rPr>
-        <w:t xml:space="preserve">add</w:t>
-      </w:r>
-      <w:r>
-        <w:t xml:space="preserve"> dừng ngay bằng </w:t>
-      </w:r>
-      <w:r>
-        <w:rPr>
-          <w:rFonts w:ascii="Consolas" w:cs="Consolas" w:eastAsia="Consolas" w:hAnsi="Consolas"/>
-          <w:color w:val="7A1F1F"/>
-          <w:sz w:val="22"/>
-          <w:szCs w:val="22"/>
-        </w:rPr>
-        <w:t xml:space="preserve">return</w:t>
-      </w:r>
-      <w:r>
-        <w:t xml:space="preserve">, không ghi gì vào localStorage.</w:t>
-      </w:r>
-    </w:p>
-    <w:p>
-      <w:pPr>
-        <w:shd w:fill="F3F3F3" w:color="auto" w:val="clear"/>
-        <w:spacing w:after="0" w:line="260"/>
-        <w:ind w:left="284"/>
-      </w:pPr>
-      <w:r>
-        <w:rPr>
-          <w:rFonts w:ascii="Consolas" w:cs="Consolas" w:eastAsia="Consolas" w:hAnsi="Consolas"/>
-          <w:sz w:val="20"/>
-          <w:szCs w:val="20"/>
-        </w:rPr>
-        <w:t xml:space="preserve">add(id, qty = 1, size = this.defaultSize) {</w:t>
-      </w:r>
-    </w:p>
-    <w:p>
-      <w:pPr>
-        <w:shd w:fill="F3F3F3" w:color="auto" w:val="clear"/>
-        <w:spacing w:after="0" w:line="260"/>
-        <w:ind w:left="284"/>
-      </w:pPr>
-      <w:r>
-        <w:rPr>
-          <w:rFonts w:ascii="Consolas" w:cs="Consolas" w:eastAsia="Consolas" w:hAnsi="Consolas"/>
-          <w:sz w:val="20"/>
-          <w:szCs w:val="20"/>
-        </w:rPr>
-        <w:t xml:space="preserve">    if (!auth.requireLogin("Vui lòng đăng nhập...")) return false;</w:t>
-      </w:r>
-    </w:p>
-    <w:p>
-      <w:pPr>
-        <w:shd w:fill="F3F3F3" w:color="auto" w:val="clear"/>
-        <w:spacing w:after="120" w:line="260"/>
-        <w:ind w:left="284"/>
-      </w:pPr>
-      <w:r>
-        <w:rPr>
-          <w:rFonts w:ascii="Consolas" w:cs="Consolas" w:eastAsia="Consolas" w:hAnsi="Consolas"/>
-          <w:sz w:val="20"/>
-          <w:szCs w:val="20"/>
-        </w:rPr>
-        <w:t xml:space="preserve">    ...</w:t>
+        <w:t xml:space="preserve">Câu 22. Phiên đăng nhập lưu thế nào? Đăng xuất làm gì?</w:t>
+      </w:r>
+    </w:p>
+    <w:p>
+      <w:pPr>
+        <w:spacing w:after="100" w:line="300"/>
+        <w:jc w:val="both"/>
+      </w:pPr>
+      <w:r>
+        <w:t xml:space="preserve">Đăng nhập thành công thì lưu email vào khóa </w:t>
+      </w:r>
+      <w:r>
+        <w:rPr>
+          <w:rFonts w:ascii="Consolas" w:cs="Consolas" w:eastAsia="Consolas" w:hAnsi="Consolas"/>
+          <w:color w:val="7A1F1F"/>
+          <w:sz w:val="22"/>
+          <w:szCs w:val="22"/>
+        </w:rPr>
+        <w:t xml:space="preserve">currentUser</w:t>
+      </w:r>
+      <w:r>
+        <w:t xml:space="preserve">. Hàm </w:t>
+      </w:r>
+      <w:r>
+        <w:rPr>
+          <w:rFonts w:ascii="Consolas" w:cs="Consolas" w:eastAsia="Consolas" w:hAnsi="Consolas"/>
+          <w:color w:val="7A1F1F"/>
+          <w:sz w:val="22"/>
+          <w:szCs w:val="22"/>
+        </w:rPr>
+        <w:t xml:space="preserve">current()</w:t>
+      </w:r>
+      <w:r>
+        <w:t xml:space="preserve"> đọc email đó rồi tìm trong mảng </w:t>
+      </w:r>
+      <w:r>
+        <w:rPr>
+          <w:rFonts w:ascii="Consolas" w:cs="Consolas" w:eastAsia="Consolas" w:hAnsi="Consolas"/>
+          <w:color w:val="7A1F1F"/>
+          <w:sz w:val="22"/>
+          <w:szCs w:val="22"/>
+        </w:rPr>
+        <w:t xml:space="preserve">users</w:t>
+      </w:r>
+      <w:r>
+        <w:t xml:space="preserve">. Đăng xuất chỉ xóa khóa </w:t>
+      </w:r>
+      <w:r>
+        <w:rPr>
+          <w:rFonts w:ascii="Consolas" w:cs="Consolas" w:eastAsia="Consolas" w:hAnsi="Consolas"/>
+          <w:color w:val="7A1F1F"/>
+          <w:sz w:val="22"/>
+          <w:szCs w:val="22"/>
+        </w:rPr>
+        <w:t xml:space="preserve">currentUser</w:t>
+      </w:r>
+      <w:r>
+        <w:t xml:space="preserve"> bằng </w:t>
+      </w:r>
+      <w:r>
+        <w:rPr>
+          <w:rFonts w:ascii="Consolas" w:cs="Consolas" w:eastAsia="Consolas" w:hAnsi="Consolas"/>
+          <w:color w:val="7A1F1F"/>
+          <w:sz w:val="22"/>
+          <w:szCs w:val="22"/>
+        </w:rPr>
+        <w:t xml:space="preserve">localStorage.removeItem</w:t>
+      </w:r>
+      <w:r>
+        <w:t xml:space="preserve">; tài khoản vẫn còn.</w:t>
       </w:r>
     </w:p>
     <w:p>
@@ -1986,7 +1998,7 @@
         <w:rPr>
           <w:color w:val="385623"/>
         </w:rPr>
-        <w:t xml:space="preserve"> js/auth.js – requireLogin; js/cart.js – add</w:t>
+        <w:t xml:space="preserve"> js/auth.js – startSession, logout, current</w:t>
       </w:r>
     </w:p>
     <w:p>
@@ -1995,94 +2007,37 @@
         <w:spacing w:after="80" w:before="160"/>
       </w:pPr>
       <w:r>
-        <w:t xml:space="preserve">Câu 21. Sao không chỉ ẩn nút Thêm giỏ mà phải chặn trong hàm?</w:t>
-      </w:r>
-    </w:p>
-    <w:p>
-      <w:pPr>
-        <w:spacing w:after="100" w:line="300"/>
-        <w:jc w:val="both"/>
-      </w:pPr>
-      <w:r>
-        <w:t xml:space="preserve">Ẩn nút thì người dùng vẫn gọi được hàm trong DevTools (F12). Chặn ngay trong hàm thì gọi kiểu nào cũng bị chặn.</w:t>
-      </w:r>
-    </w:p>
-    <w:p>
-      <w:pPr>
-        <w:pStyle w:val="Heading3"/>
-        <w:spacing w:after="80" w:before="160"/>
-      </w:pPr>
-      <w:r>
-        <w:t xml:space="preserve">Câu 22. Phiên đăng nhập lưu thế nào? Đăng xuất làm gì?</w:t>
-      </w:r>
-    </w:p>
-    <w:p>
-      <w:pPr>
-        <w:spacing w:after="100" w:line="300"/>
-        <w:jc w:val="both"/>
-      </w:pPr>
-      <w:r>
-        <w:t xml:space="preserve">Đăng nhập thành công thì lưu email vào khóa </w:t>
-      </w:r>
-      <w:r>
-        <w:rPr>
-          <w:rFonts w:ascii="Consolas" w:cs="Consolas" w:eastAsia="Consolas" w:hAnsi="Consolas"/>
-          <w:color w:val="7A1F1F"/>
-          <w:sz w:val="22"/>
-          <w:szCs w:val="22"/>
-        </w:rPr>
-        <w:t xml:space="preserve">currentUser</w:t>
-      </w:r>
-      <w:r>
-        <w:t xml:space="preserve">. Hàm </w:t>
-      </w:r>
-      <w:r>
-        <w:rPr>
-          <w:rFonts w:ascii="Consolas" w:cs="Consolas" w:eastAsia="Consolas" w:hAnsi="Consolas"/>
-          <w:color w:val="7A1F1F"/>
-          <w:sz w:val="22"/>
-          <w:szCs w:val="22"/>
-        </w:rPr>
-        <w:t xml:space="preserve">current()</w:t>
-      </w:r>
-      <w:r>
-        <w:t xml:space="preserve"> đọc email đó rồi tìm trong mảng </w:t>
-      </w:r>
-      <w:r>
-        <w:rPr>
-          <w:rFonts w:ascii="Consolas" w:cs="Consolas" w:eastAsia="Consolas" w:hAnsi="Consolas"/>
-          <w:color w:val="7A1F1F"/>
-          <w:sz w:val="22"/>
-          <w:szCs w:val="22"/>
-        </w:rPr>
-        <w:t xml:space="preserve">users</w:t>
-      </w:r>
-      <w:r>
-        <w:t xml:space="preserve">. Đăng xuất chỉ xóa khóa </w:t>
-      </w:r>
-      <w:r>
-        <w:rPr>
-          <w:rFonts w:ascii="Consolas" w:cs="Consolas" w:eastAsia="Consolas" w:hAnsi="Consolas"/>
-          <w:color w:val="7A1F1F"/>
-          <w:sz w:val="22"/>
-          <w:szCs w:val="22"/>
-        </w:rPr>
-        <w:t xml:space="preserve">currentUser</w:t>
-      </w:r>
-      <w:r>
-        <w:t xml:space="preserve"> bằng </w:t>
-      </w:r>
-      <w:r>
-        <w:rPr>
-          <w:rFonts w:ascii="Consolas" w:cs="Consolas" w:eastAsia="Consolas" w:hAnsi="Consolas"/>
-          <w:color w:val="7A1F1F"/>
-          <w:sz w:val="22"/>
-          <w:szCs w:val="22"/>
-        </w:rPr>
-        <w:t xml:space="preserve">localStorage.removeItem</w:t>
-      </w:r>
-      <w:r>
-        <w:t xml:space="preserve">; tài khoản vẫn còn.</w:t>
+        <w:t xml:space="preserve">Câu 23. Mã đơn hàng tạo thế nào? Có bị trùng không?</w:t>
+      </w:r>
+    </w:p>
+    <w:p>
+      <w:pPr>
+        <w:spacing w:after="100" w:line="300"/>
+        <w:jc w:val="both"/>
+      </w:pPr>
+      <w:r>
+        <w:rPr>
+          <w:rFonts w:ascii="Consolas" w:cs="Consolas" w:eastAsia="Consolas" w:hAnsi="Consolas"/>
+          <w:color w:val="7A1F1F"/>
+          <w:sz w:val="22"/>
+          <w:szCs w:val="22"/>
+        </w:rPr>
+        <w:t xml:space="preserve">"LN" + Math.floor(100000 + Math.random() * 900000)</w:t>
+      </w:r>
+      <w:r>
+        <w:t xml:space="preserve"> tạo số 6 chữ số. Vòng </w:t>
+      </w:r>
+      <w:r>
+        <w:rPr>
+          <w:rFonts w:ascii="Consolas" w:cs="Consolas" w:eastAsia="Consolas" w:hAnsi="Consolas"/>
+          <w:color w:val="7A1F1F"/>
+          <w:sz w:val="22"/>
+          <w:szCs w:val="22"/>
+        </w:rPr>
+        <w:t xml:space="preserve">do…while</w:t>
+      </w:r>
+      <w:r>
+        <w:t xml:space="preserve"> tạo lại nếu mã đã tồn tại, nên không trùng.</w:t>
       </w:r>
     </w:p>
     <w:p>
@@ -2102,7 +2057,7 @@
         <w:rPr>
           <w:color w:val="385623"/>
         </w:rPr>
-        <w:t xml:space="preserve"> js/auth.js – startSession, logout, current</w:t>
+        <w:t xml:space="preserve"> js/orders.js – newCode</w:t>
       </w:r>
     </w:p>
     <w:p>
@@ -2111,37 +2066,16 @@
         <w:spacing w:after="80" w:before="160"/>
       </w:pPr>
       <w:r>
-        <w:t xml:space="preserve">Câu 23. Mã đơn hàng tạo thế nào? Có bị trùng không?</w:t>
-      </w:r>
-    </w:p>
-    <w:p>
-      <w:pPr>
-        <w:spacing w:after="100" w:line="300"/>
-        <w:jc w:val="both"/>
-      </w:pPr>
-      <w:r>
-        <w:rPr>
-          <w:rFonts w:ascii="Consolas" w:cs="Consolas" w:eastAsia="Consolas" w:hAnsi="Consolas"/>
-          <w:color w:val="7A1F1F"/>
-          <w:sz w:val="22"/>
-          <w:szCs w:val="22"/>
-        </w:rPr>
-        <w:t xml:space="preserve">"LN" + Math.floor(100000 + Math.random() * 900000)</w:t>
-      </w:r>
-      <w:r>
-        <w:t xml:space="preserve"> tạo số 6 chữ số. Vòng </w:t>
-      </w:r>
-      <w:r>
-        <w:rPr>
-          <w:rFonts w:ascii="Consolas" w:cs="Consolas" w:eastAsia="Consolas" w:hAnsi="Consolas"/>
-          <w:color w:val="7A1F1F"/>
-          <w:sz w:val="22"/>
-          <w:szCs w:val="22"/>
-        </w:rPr>
-        <w:t xml:space="preserve">do…while</w:t>
-      </w:r>
-      <w:r>
-        <w:t xml:space="preserve"> tạo lại nếu mã đã tồn tại, nên không trùng.</w:t>
+        <w:t xml:space="preserve">Câu 24. Tra cứu đơn kiểm tra những gì?</w:t>
+      </w:r>
+    </w:p>
+    <w:p>
+      <w:pPr>
+        <w:spacing w:after="100" w:line="300"/>
+        <w:jc w:val="both"/>
+      </w:pPr>
+      <w:r>
+        <w:t xml:space="preserve">Phải khớp cả 3: mã đơn, tên người nhận, và email hoặc số điện thoại. Để người khác biết mã đơn cũng không xem được thông tin.</w:t>
       </w:r>
     </w:p>
     <w:p>
@@ -2161,7 +2095,7 @@
         <w:rPr>
           <w:color w:val="385623"/>
         </w:rPr>
-        <w:t xml:space="preserve"> js/orders.js – newCode</w:t>
+        <w:t xml:space="preserve"> js/orders.js – lookup</w:t>
       </w:r>
     </w:p>
     <w:p>
@@ -2170,16 +2104,40 @@
         <w:spacing w:after="80" w:before="160"/>
       </w:pPr>
       <w:r>
-        <w:t xml:space="preserve">Câu 24. Tra cứu đơn kiểm tra những gì?</w:t>
-      </w:r>
-    </w:p>
-    <w:p>
-      <w:pPr>
-        <w:spacing w:after="100" w:line="300"/>
-        <w:jc w:val="both"/>
-      </w:pPr>
-      <w:r>
-        <w:t xml:space="preserve">Phải khớp cả 3: mã đơn, tên người nhận, và email hoặc số điện thoại. Để người khác biết mã đơn cũng không xem được thông tin.</w:t>
+        <w:t xml:space="preserve">Câu 25. Khi nào được hủy đơn?</w:t>
+      </w:r>
+    </w:p>
+    <w:p>
+      <w:pPr>
+        <w:spacing w:after="100" w:line="300"/>
+        <w:jc w:val="both"/>
+      </w:pPr>
+      <w:r>
+        <w:t xml:space="preserve">Hàm </w:t>
+      </w:r>
+      <w:r>
+        <w:rPr>
+          <w:rFonts w:ascii="Consolas" w:cs="Consolas" w:eastAsia="Consolas" w:hAnsi="Consolas"/>
+          <w:color w:val="7A1F1F"/>
+          <w:sz w:val="22"/>
+          <w:szCs w:val="22"/>
+        </w:rPr>
+        <w:t xml:space="preserve">canCancel</w:t>
+      </w:r>
+      <w:r>
+        <w:t xml:space="preserve">: đơn của chính mình, chưa hủy và chưa tới bước "Đang đóng gói". Hủy thì ghi thêm </w:t>
+      </w:r>
+      <w:r>
+        <w:rPr>
+          <w:rFonts w:ascii="Consolas" w:cs="Consolas" w:eastAsia="Consolas" w:hAnsi="Consolas"/>
+          <w:color w:val="7A1F1F"/>
+          <w:sz w:val="22"/>
+          <w:szCs w:val="22"/>
+        </w:rPr>
+        <w:t xml:space="preserve">cancelledAt</w:t>
+      </w:r>
+      <w:r>
+        <w:t xml:space="preserve"> vào đơn.</w:t>
       </w:r>
     </w:p>
     <w:p>
@@ -2199,7 +2157,16 @@
         <w:rPr>
           <w:color w:val="385623"/>
         </w:rPr>
-        <w:t xml:space="preserve"> js/orders.js – lookup</w:t>
+        <w:t xml:space="preserve"> js/orders.js – canCancel, cancel</w:t>
+      </w:r>
+    </w:p>
+    <w:p>
+      <w:pPr>
+        <w:pStyle w:val="Heading2"/>
+        <w:spacing w:after="100" w:before="220"/>
+      </w:pPr>
+      <w:r>
+        <w:t xml:space="preserve">Y2, Y3 – Tổ chức mã và báo cáo</w:t>
       </w:r>
     </w:p>
     <w:p>
@@ -2208,40 +2175,205 @@
         <w:spacing w:after="80" w:before="160"/>
       </w:pPr>
       <w:r>
-        <w:t xml:space="preserve">Câu 25. Khi nào được hủy đơn?</w:t>
-      </w:r>
-    </w:p>
-    <w:p>
-      <w:pPr>
-        <w:spacing w:after="100" w:line="300"/>
-        <w:jc w:val="both"/>
-      </w:pPr>
-      <w:r>
-        <w:t xml:space="preserve">Hàm </w:t>
-      </w:r>
-      <w:r>
-        <w:rPr>
-          <w:rFonts w:ascii="Consolas" w:cs="Consolas" w:eastAsia="Consolas" w:hAnsi="Consolas"/>
-          <w:color w:val="7A1F1F"/>
-          <w:sz w:val="22"/>
-          <w:szCs w:val="22"/>
-        </w:rPr>
-        <w:t xml:space="preserve">canCancel</w:t>
-      </w:r>
-      <w:r>
-        <w:t xml:space="preserve">: đơn của chính mình, chưa hủy và chưa tới bước "Đang đóng gói". Hủy thì ghi thêm </w:t>
-      </w:r>
-      <w:r>
-        <w:rPr>
-          <w:rFonts w:ascii="Consolas" w:cs="Consolas" w:eastAsia="Consolas" w:hAnsi="Consolas"/>
-          <w:color w:val="7A1F1F"/>
-          <w:sz w:val="22"/>
-          <w:szCs w:val="22"/>
-        </w:rPr>
-        <w:t xml:space="preserve">cancelledAt</w:t>
-      </w:r>
-      <w:r>
-        <w:t xml:space="preserve"> vào đơn.</w:t>
+        <w:t xml:space="preserve">Câu 26. Em tổ chức thư mục thế nào?</w:t>
+      </w:r>
+    </w:p>
+    <w:p>
+      <w:pPr>
+        <w:spacing w:after="100" w:line="300"/>
+        <w:jc w:val="both"/>
+      </w:pPr>
+      <w:r>
+        <w:t xml:space="preserve">File .js trong thư mục </w:t>
+      </w:r>
+      <w:r>
+        <w:rPr>
+          <w:rFonts w:ascii="Consolas" w:cs="Consolas" w:eastAsia="Consolas" w:hAnsi="Consolas"/>
+          <w:color w:val="7A1F1F"/>
+          <w:sz w:val="22"/>
+          <w:szCs w:val="22"/>
+        </w:rPr>
+        <w:t xml:space="preserve">js</w:t>
+      </w:r>
+      <w:r>
+        <w:t xml:space="preserve">, file .css trong </w:t>
+      </w:r>
+      <w:r>
+        <w:rPr>
+          <w:rFonts w:ascii="Consolas" w:cs="Consolas" w:eastAsia="Consolas" w:hAnsi="Consolas"/>
+          <w:color w:val="7A1F1F"/>
+          <w:sz w:val="22"/>
+          <w:szCs w:val="22"/>
+        </w:rPr>
+        <w:t xml:space="preserve">css</w:t>
+      </w:r>
+      <w:r>
+        <w:t xml:space="preserve">, các file .html cùng cấp với hai thư mục đó, ảnh trong </w:t>
+      </w:r>
+      <w:r>
+        <w:rPr>
+          <w:rFonts w:ascii="Consolas" w:cs="Consolas" w:eastAsia="Consolas" w:hAnsi="Consolas"/>
+          <w:color w:val="7A1F1F"/>
+          <w:sz w:val="22"/>
+          <w:szCs w:val="22"/>
+        </w:rPr>
+        <w:t xml:space="preserve">image</w:t>
+      </w:r>
+      <w:r>
+        <w:t xml:space="preserve">. Mỗi file js làm một chức năng.</w:t>
+      </w:r>
+    </w:p>
+    <w:p>
+      <w:pPr>
+        <w:pStyle w:val="Heading3"/>
+        <w:spacing w:after="80" w:before="160"/>
+      </w:pPr>
+      <w:r>
+        <w:t xml:space="preserve">Câu 27. Em có dùng thư viện nào không?</w:t>
+      </w:r>
+    </w:p>
+    <w:p>
+      <w:pPr>
+        <w:spacing w:after="100" w:line="300"/>
+        <w:jc w:val="both"/>
+      </w:pPr>
+      <w:r>
+        <w:t xml:space="preserve">Không dùng thư viện JavaScript. Chỉ dùng Font Awesome (icon) và Google Fonts (font chữ) qua CDN, và Web Storage API có sẵn trong trình duyệt.</w:t>
+      </w:r>
+    </w:p>
+    <w:p>
+      <w:pPr>
+        <w:pStyle w:val="Heading1"/>
+        <w:spacing w:after="150" w:before="300"/>
+      </w:pPr>
+      <w:r>
+        <w:t xml:space="preserve">C. CÂU HỎI KỸ THUẬT THƯỜNG GẶP</w:t>
+      </w:r>
+    </w:p>
+    <w:p>
+      <w:pPr>
+        <w:pStyle w:val="Heading3"/>
+        <w:spacing w:after="80" w:before="160"/>
+      </w:pPr>
+      <w:r>
+        <w:t xml:space="preserve">Câu 28. let và const khác nhau thế nào? Sao em ít dùng var?</w:t>
+      </w:r>
+    </w:p>
+    <w:p>
+      <w:pPr>
+        <w:spacing w:after="100" w:line="300"/>
+        <w:jc w:val="both"/>
+      </w:pPr>
+      <w:r>
+        <w:rPr>
+          <w:rFonts w:ascii="Consolas" w:cs="Consolas" w:eastAsia="Consolas" w:hAnsi="Consolas"/>
+          <w:color w:val="7A1F1F"/>
+          <w:sz w:val="22"/>
+          <w:szCs w:val="22"/>
+        </w:rPr>
+        <w:t xml:space="preserve">const</w:t>
+      </w:r>
+      <w:r>
+        <w:t xml:space="preserve"> không gán lại được, </w:t>
+      </w:r>
+      <w:r>
+        <w:rPr>
+          <w:rFonts w:ascii="Consolas" w:cs="Consolas" w:eastAsia="Consolas" w:hAnsi="Consolas"/>
+          <w:color w:val="7A1F1F"/>
+          <w:sz w:val="22"/>
+          <w:szCs w:val="22"/>
+        </w:rPr>
+        <w:t xml:space="preserve">let</w:t>
+      </w:r>
+      <w:r>
+        <w:t xml:space="preserve"> gán lại được, cả hai có phạm vi khối </w:t>
+      </w:r>
+      <w:r>
+        <w:rPr>
+          <w:rFonts w:ascii="Consolas" w:cs="Consolas" w:eastAsia="Consolas" w:hAnsi="Consolas"/>
+          <w:color w:val="7A1F1F"/>
+          <w:sz w:val="22"/>
+          <w:szCs w:val="22"/>
+        </w:rPr>
+        <w:t xml:space="preserve">{ }</w:t>
+      </w:r>
+      <w:r>
+        <w:t xml:space="preserve">. </w:t>
+      </w:r>
+      <w:r>
+        <w:rPr>
+          <w:rFonts w:ascii="Consolas" w:cs="Consolas" w:eastAsia="Consolas" w:hAnsi="Consolas"/>
+          <w:color w:val="7A1F1F"/>
+          <w:sz w:val="22"/>
+          <w:szCs w:val="22"/>
+        </w:rPr>
+        <w:t xml:space="preserve">var</w:t>
+      </w:r>
+      <w:r>
+        <w:t xml:space="preserve"> có phạm vi hàm và bị hoisting dễ gây lỗi nên code hiện đại dùng let/const (Slide 1).</w:t>
+      </w:r>
+    </w:p>
+    <w:p>
+      <w:pPr>
+        <w:pStyle w:val="Heading3"/>
+        <w:spacing w:after="80" w:before="160"/>
+      </w:pPr>
+      <w:r>
+        <w:t xml:space="preserve">Câu 29. innerHTML khác textContent thế nào?</w:t>
+      </w:r>
+    </w:p>
+    <w:p>
+      <w:pPr>
+        <w:spacing w:after="100" w:line="300"/>
+        <w:jc w:val="both"/>
+      </w:pPr>
+      <w:r>
+        <w:rPr>
+          <w:rFonts w:ascii="Consolas" w:cs="Consolas" w:eastAsia="Consolas" w:hAnsi="Consolas"/>
+          <w:color w:val="7A1F1F"/>
+          <w:sz w:val="22"/>
+          <w:szCs w:val="22"/>
+        </w:rPr>
+        <w:t xml:space="preserve">innerHTML</w:t>
+      </w:r>
+      <w:r>
+        <w:t xml:space="preserve"> hiểu chuỗi là HTML (tạo thẻ), </w:t>
+      </w:r>
+      <w:r>
+        <w:rPr>
+          <w:rFonts w:ascii="Consolas" w:cs="Consolas" w:eastAsia="Consolas" w:hAnsi="Consolas"/>
+          <w:color w:val="7A1F1F"/>
+          <w:sz w:val="22"/>
+          <w:szCs w:val="22"/>
+        </w:rPr>
+        <w:t xml:space="preserve">textContent</w:t>
+      </w:r>
+      <w:r>
+        <w:t xml:space="preserve"> chỉ hiện chữ. Dữ liệu người dùng nhập (tên, địa chỉ) em đưa qua </w:t>
+      </w:r>
+      <w:r>
+        <w:rPr>
+          <w:rFonts w:ascii="Consolas" w:cs="Consolas" w:eastAsia="Consolas" w:hAnsi="Consolas"/>
+          <w:color w:val="7A1F1F"/>
+          <w:sz w:val="22"/>
+          <w:szCs w:val="22"/>
+        </w:rPr>
+        <w:t xml:space="preserve">Utils.escapeHTML</w:t>
+      </w:r>
+      <w:r>
+        <w:t xml:space="preserve"> trước khi gán innerHTML để tránh người dùng chèn thẻ </w:t>
+      </w:r>
+      <w:r>
+        <w:rPr>
+          <w:rFonts w:ascii="Consolas" w:cs="Consolas" w:eastAsia="Consolas" w:hAnsi="Consolas"/>
+          <w:color w:val="7A1F1F"/>
+          <w:sz w:val="22"/>
+          <w:szCs w:val="22"/>
+        </w:rPr>
+        <w:t xml:space="preserve">&lt;script&gt;</w:t>
+      </w:r>
+      <w:r>
+        <w:t xml:space="preserve"> (lỗi XSS).</w:t>
       </w:r>
     </w:p>
     <w:p>
@@ -2261,16 +2393,7 @@
         <w:rPr>
           <w:color w:val="385623"/>
         </w:rPr>
-        <w:t xml:space="preserve"> js/orders.js – canCancel, cancel</w:t>
-      </w:r>
-    </w:p>
-    <w:p>
-      <w:pPr>
-        <w:pStyle w:val="Heading2"/>
-        <w:spacing w:after="100" w:before="220"/>
-      </w:pPr>
-      <w:r>
-        <w:t xml:space="preserve">Y2, Y3 – Tổ chức mã và báo cáo</w:t>
+        <w:t xml:space="preserve"> js/utils.js – escapeHTML</w:t>
       </w:r>
     </w:p>
     <w:p>
@@ -2279,52 +2402,85 @@
         <w:spacing w:after="80" w:before="160"/>
       </w:pPr>
       <w:r>
-        <w:t xml:space="preserve">Câu 26. Em tổ chức thư mục thế nào?</w:t>
-      </w:r>
-    </w:p>
-    <w:p>
-      <w:pPr>
-        <w:spacing w:after="100" w:line="300"/>
-        <w:jc w:val="both"/>
-      </w:pPr>
-      <w:r>
-        <w:t xml:space="preserve">File .js trong thư mục </w:t>
-      </w:r>
-      <w:r>
-        <w:rPr>
-          <w:rFonts w:ascii="Consolas" w:cs="Consolas" w:eastAsia="Consolas" w:hAnsi="Consolas"/>
-          <w:color w:val="7A1F1F"/>
-          <w:sz w:val="22"/>
-          <w:szCs w:val="22"/>
-        </w:rPr>
-        <w:t xml:space="preserve">js</w:t>
-      </w:r>
-      <w:r>
-        <w:t xml:space="preserve">, file .css trong </w:t>
-      </w:r>
-      <w:r>
-        <w:rPr>
-          <w:rFonts w:ascii="Consolas" w:cs="Consolas" w:eastAsia="Consolas" w:hAnsi="Consolas"/>
-          <w:color w:val="7A1F1F"/>
-          <w:sz w:val="22"/>
-          <w:szCs w:val="22"/>
-        </w:rPr>
-        <w:t xml:space="preserve">css</w:t>
-      </w:r>
-      <w:r>
-        <w:t xml:space="preserve">, các file .html cùng cấp với hai thư mục đó, ảnh trong </w:t>
-      </w:r>
-      <w:r>
-        <w:rPr>
-          <w:rFonts w:ascii="Consolas" w:cs="Consolas" w:eastAsia="Consolas" w:hAnsi="Consolas"/>
-          <w:color w:val="7A1F1F"/>
-          <w:sz w:val="22"/>
-          <w:szCs w:val="22"/>
-        </w:rPr>
-        <w:t xml:space="preserve">image</w:t>
-      </w:r>
-      <w:r>
-        <w:t xml:space="preserve">. Mỗi file js làm một chức năng.</w:t>
+        <w:t xml:space="preserve">Câu 30. Arrow function là gì? Em dùng ở đâu?</w:t>
+      </w:r>
+    </w:p>
+    <w:p>
+      <w:pPr>
+        <w:spacing w:after="100" w:line="300"/>
+        <w:jc w:val="both"/>
+      </w:pPr>
+      <w:r>
+        <w:rPr>
+          <w:rFonts w:ascii="Consolas" w:cs="Consolas" w:eastAsia="Consolas" w:hAnsi="Consolas"/>
+          <w:color w:val="7A1F1F"/>
+          <w:sz w:val="22"/>
+          <w:szCs w:val="22"/>
+        </w:rPr>
+        <w:t xml:space="preserve">u =&gt; u.email === email</w:t>
+      </w:r>
+      <w:r>
+        <w:t xml:space="preserve"> là cách viết gọn của </w:t>
+      </w:r>
+      <w:r>
+        <w:rPr>
+          <w:rFonts w:ascii="Consolas" w:cs="Consolas" w:eastAsia="Consolas" w:hAnsi="Consolas"/>
+          <w:color w:val="7A1F1F"/>
+          <w:sz w:val="22"/>
+          <w:szCs w:val="22"/>
+        </w:rPr>
+        <w:t xml:space="preserve">function (u) { return u.email === email; }</w:t>
+      </w:r>
+      <w:r>
+        <w:t xml:space="preserve">. Em dùng nhiều trong </w:t>
+      </w:r>
+      <w:r>
+        <w:rPr>
+          <w:rFonts w:ascii="Consolas" w:cs="Consolas" w:eastAsia="Consolas" w:hAnsi="Consolas"/>
+          <w:color w:val="7A1F1F"/>
+          <w:sz w:val="22"/>
+          <w:szCs w:val="22"/>
+        </w:rPr>
+        <w:t xml:space="preserve">find</w:t>
+      </w:r>
+      <w:r>
+        <w:t xml:space="preserve">, </w:t>
+      </w:r>
+      <w:r>
+        <w:rPr>
+          <w:rFonts w:ascii="Consolas" w:cs="Consolas" w:eastAsia="Consolas" w:hAnsi="Consolas"/>
+          <w:color w:val="7A1F1F"/>
+          <w:sz w:val="22"/>
+          <w:szCs w:val="22"/>
+        </w:rPr>
+        <w:t xml:space="preserve">filter</w:t>
+      </w:r>
+      <w:r>
+        <w:t xml:space="preserve">, </w:t>
+      </w:r>
+      <w:r>
+        <w:rPr>
+          <w:rFonts w:ascii="Consolas" w:cs="Consolas" w:eastAsia="Consolas" w:hAnsi="Consolas"/>
+          <w:color w:val="7A1F1F"/>
+          <w:sz w:val="22"/>
+          <w:szCs w:val="22"/>
+        </w:rPr>
+        <w:t xml:space="preserve">map</w:t>
+      </w:r>
+      <w:r>
+        <w:t xml:space="preserve">, </w:t>
+      </w:r>
+      <w:r>
+        <w:rPr>
+          <w:rFonts w:ascii="Consolas" w:cs="Consolas" w:eastAsia="Consolas" w:hAnsi="Consolas"/>
+          <w:color w:val="7A1F1F"/>
+          <w:sz w:val="22"/>
+          <w:szCs w:val="22"/>
+        </w:rPr>
+        <w:t xml:space="preserve">setInterval</w:t>
+      </w:r>
+      <w:r>
+        <w:t xml:space="preserve">.</w:t>
       </w:r>
     </w:p>
     <w:p>
@@ -2333,25 +2489,73 @@
         <w:spacing w:after="80" w:before="160"/>
       </w:pPr>
       <w:r>
-        <w:t xml:space="preserve">Câu 27. Em có dùng thư viện nào không?</w:t>
-      </w:r>
-    </w:p>
-    <w:p>
-      <w:pPr>
-        <w:spacing w:after="100" w:line="300"/>
-        <w:jc w:val="both"/>
-      </w:pPr>
-      <w:r>
-        <w:t xml:space="preserve">Không dùng thư viện JavaScript. Chỉ dùng Font Awesome (icon) và Google Fonts (font chữ) qua CDN, và Web Storage API có sẵn trong trình duyệt.</w:t>
-      </w:r>
-    </w:p>
-    <w:p>
-      <w:pPr>
-        <w:pStyle w:val="Heading1"/>
-        <w:spacing w:after="150" w:before="300"/>
-      </w:pPr>
-      <w:r>
-        <w:t xml:space="preserve">C. CÂU HỎI KỸ THUẬT THƯỜNG GẶP</w:t>
+        <w:t xml:space="preserve">Câu 31. this trong class là gì?</w:t>
+      </w:r>
+    </w:p>
+    <w:p>
+      <w:pPr>
+        <w:spacing w:after="100" w:line="300"/>
+        <w:jc w:val="both"/>
+      </w:pPr>
+      <w:r>
+        <w:rPr>
+          <w:rFonts w:ascii="Consolas" w:cs="Consolas" w:eastAsia="Consolas" w:hAnsi="Consolas"/>
+          <w:color w:val="7A1F1F"/>
+          <w:sz w:val="22"/>
+          <w:szCs w:val="22"/>
+        </w:rPr>
+        <w:t xml:space="preserve">this</w:t>
+      </w:r>
+      <w:r>
+        <w:t xml:space="preserve"> là chính đối tượng đang gọi phương thức. Ví dụ trong </w:t>
+      </w:r>
+      <w:r>
+        <w:rPr>
+          <w:rFonts w:ascii="Consolas" w:cs="Consolas" w:eastAsia="Consolas" w:hAnsi="Consolas"/>
+          <w:color w:val="7A1F1F"/>
+          <w:sz w:val="22"/>
+          <w:szCs w:val="22"/>
+        </w:rPr>
+        <w:t xml:space="preserve">cart.add()</w:t>
+      </w:r>
+      <w:r>
+        <w:t xml:space="preserve">, </w:t>
+      </w:r>
+      <w:r>
+        <w:rPr>
+          <w:rFonts w:ascii="Consolas" w:cs="Consolas" w:eastAsia="Consolas" w:hAnsi="Consolas"/>
+          <w:color w:val="7A1F1F"/>
+          <w:sz w:val="22"/>
+          <w:szCs w:val="22"/>
+        </w:rPr>
+        <w:t xml:space="preserve">this.get()</w:t>
+      </w:r>
+      <w:r>
+        <w:t xml:space="preserve"> là gọi </w:t>
+      </w:r>
+      <w:r>
+        <w:rPr>
+          <w:rFonts w:ascii="Consolas" w:cs="Consolas" w:eastAsia="Consolas" w:hAnsi="Consolas"/>
+          <w:color w:val="7A1F1F"/>
+          <w:sz w:val="22"/>
+          <w:szCs w:val="22"/>
+        </w:rPr>
+        <w:t xml:space="preserve">get()</w:t>
+      </w:r>
+      <w:r>
+        <w:t xml:space="preserve"> của đối tượng </w:t>
+      </w:r>
+      <w:r>
+        <w:rPr>
+          <w:rFonts w:ascii="Consolas" w:cs="Consolas" w:eastAsia="Consolas" w:hAnsi="Consolas"/>
+          <w:color w:val="7A1F1F"/>
+          <w:sz w:val="22"/>
+          <w:szCs w:val="22"/>
+        </w:rPr>
+        <w:t xml:space="preserve">cart</w:t>
+      </w:r>
+      <w:r>
+        <w:t xml:space="preserve">.</w:t>
       </w:r>
     </w:p>
     <w:p>
@@ -2360,61 +2564,40 @@
         <w:spacing w:after="80" w:before="160"/>
       </w:pPr>
       <w:r>
-        <w:t xml:space="preserve">Câu 28. let và const khác nhau thế nào? Sao em ít dùng var?</w:t>
-      </w:r>
-    </w:p>
-    <w:p>
-      <w:pPr>
-        <w:spacing w:after="100" w:line="300"/>
-        <w:jc w:val="both"/>
-      </w:pPr>
-      <w:r>
-        <w:rPr>
-          <w:rFonts w:ascii="Consolas" w:cs="Consolas" w:eastAsia="Consolas" w:hAnsi="Consolas"/>
-          <w:color w:val="7A1F1F"/>
-          <w:sz w:val="22"/>
-          <w:szCs w:val="22"/>
-        </w:rPr>
-        <w:t xml:space="preserve">const</w:t>
-      </w:r>
-      <w:r>
-        <w:t xml:space="preserve"> không gán lại được, </w:t>
-      </w:r>
-      <w:r>
-        <w:rPr>
-          <w:rFonts w:ascii="Consolas" w:cs="Consolas" w:eastAsia="Consolas" w:hAnsi="Consolas"/>
-          <w:color w:val="7A1F1F"/>
-          <w:sz w:val="22"/>
-          <w:szCs w:val="22"/>
-        </w:rPr>
-        <w:t xml:space="preserve">let</w:t>
-      </w:r>
-      <w:r>
-        <w:t xml:space="preserve"> gán lại được, cả hai có phạm vi khối </w:t>
-      </w:r>
-      <w:r>
-        <w:rPr>
-          <w:rFonts w:ascii="Consolas" w:cs="Consolas" w:eastAsia="Consolas" w:hAnsi="Consolas"/>
-          <w:color w:val="7A1F1F"/>
-          <w:sz w:val="22"/>
-          <w:szCs w:val="22"/>
-        </w:rPr>
-        <w:t xml:space="preserve">{ }</w:t>
-      </w:r>
-      <w:r>
-        <w:t xml:space="preserve">. </w:t>
-      </w:r>
-      <w:r>
-        <w:rPr>
-          <w:rFonts w:ascii="Consolas" w:cs="Consolas" w:eastAsia="Consolas" w:hAnsi="Consolas"/>
-          <w:color w:val="7A1F1F"/>
-          <w:sz w:val="22"/>
-          <w:szCs w:val="22"/>
-        </w:rPr>
-        <w:t xml:space="preserve">var</w:t>
-      </w:r>
-      <w:r>
-        <w:t xml:space="preserve"> có phạm vi hàm và bị hoisting dễ gây lỗi nên code hiện đại dùng let/const (Slide 1).</w:t>
+        <w:t xml:space="preserve">Câu 32. static là gì? Sao Utils dùng static?</w:t>
+      </w:r>
+    </w:p>
+    <w:p>
+      <w:pPr>
+        <w:spacing w:after="100" w:line="300"/>
+        <w:jc w:val="both"/>
+      </w:pPr>
+      <w:r>
+        <w:t xml:space="preserve">Phương thức static gọi thẳng qua tên class, không cần </w:t>
+      </w:r>
+      <w:r>
+        <w:rPr>
+          <w:rFonts w:ascii="Consolas" w:cs="Consolas" w:eastAsia="Consolas" w:hAnsi="Consolas"/>
+          <w:color w:val="7A1F1F"/>
+          <w:sz w:val="22"/>
+          <w:szCs w:val="22"/>
+        </w:rPr>
+        <w:t xml:space="preserve">new</w:t>
+      </w:r>
+      <w:r>
+        <w:t xml:space="preserve">: </w:t>
+      </w:r>
+      <w:r>
+        <w:rPr>
+          <w:rFonts w:ascii="Consolas" w:cs="Consolas" w:eastAsia="Consolas" w:hAnsi="Consolas"/>
+          <w:color w:val="7A1F1F"/>
+          <w:sz w:val="22"/>
+          <w:szCs w:val="22"/>
+        </w:rPr>
+        <w:t xml:space="preserve">Utils.showToast("...")</w:t>
+      </w:r>
+      <w:r>
+        <w:t xml:space="preserve">. Utils chỉ chứa hàm tiện ích, không cần dữ liệu riêng nên dùng static (Slide 5).</w:t>
       </w:r>
     </w:p>
     <w:p>
@@ -2423,81 +2606,37 @@
         <w:spacing w:after="80" w:before="160"/>
       </w:pPr>
       <w:r>
-        <w:t xml:space="preserve">Câu 29. innerHTML khác textContent thế nào?</w:t>
-      </w:r>
-    </w:p>
-    <w:p>
-      <w:pPr>
-        <w:spacing w:after="100" w:line="300"/>
-        <w:jc w:val="both"/>
-      </w:pPr>
-      <w:r>
-        <w:rPr>
-          <w:rFonts w:ascii="Consolas" w:cs="Consolas" w:eastAsia="Consolas" w:hAnsi="Consolas"/>
-          <w:color w:val="7A1F1F"/>
-          <w:sz w:val="22"/>
-          <w:szCs w:val="22"/>
-        </w:rPr>
-        <w:t xml:space="preserve">innerHTML</w:t>
-      </w:r>
-      <w:r>
-        <w:t xml:space="preserve"> hiểu chuỗi là HTML (tạo thẻ), </w:t>
-      </w:r>
-      <w:r>
-        <w:rPr>
-          <w:rFonts w:ascii="Consolas" w:cs="Consolas" w:eastAsia="Consolas" w:hAnsi="Consolas"/>
-          <w:color w:val="7A1F1F"/>
-          <w:sz w:val="22"/>
-          <w:szCs w:val="22"/>
-        </w:rPr>
-        <w:t xml:space="preserve">textContent</w:t>
-      </w:r>
-      <w:r>
-        <w:t xml:space="preserve"> chỉ hiện chữ. Dữ liệu người dùng nhập (tên, địa chỉ) em đưa qua </w:t>
-      </w:r>
-      <w:r>
-        <w:rPr>
-          <w:rFonts w:ascii="Consolas" w:cs="Consolas" w:eastAsia="Consolas" w:hAnsi="Consolas"/>
-          <w:color w:val="7A1F1F"/>
-          <w:sz w:val="22"/>
-          <w:szCs w:val="22"/>
-        </w:rPr>
-        <w:t xml:space="preserve">Utils.escapeHTML</w:t>
-      </w:r>
-      <w:r>
-        <w:t xml:space="preserve"> trước khi gán innerHTML để tránh người dùng chèn thẻ </w:t>
-      </w:r>
-      <w:r>
-        <w:rPr>
-          <w:rFonts w:ascii="Consolas" w:cs="Consolas" w:eastAsia="Consolas" w:hAnsi="Consolas"/>
-          <w:color w:val="7A1F1F"/>
-          <w:sz w:val="22"/>
-          <w:szCs w:val="22"/>
-        </w:rPr>
-        <w:t xml:space="preserve">&lt;script&gt;</w:t>
-      </w:r>
-      <w:r>
-        <w:t xml:space="preserve"> (lỗi XSS).</w:t>
-      </w:r>
-    </w:p>
-    <w:p>
-      <w:pPr>
-        <w:spacing w:after="100" w:line="300"/>
-        <w:jc w:val="both"/>
-      </w:pPr>
-      <w:r>
-        <w:rPr>
-          <w:b/>
-          <w:bCs/>
-          <w:color w:val="385623"/>
-        </w:rPr>
-        <w:t xml:space="preserve">Mở code:</w:t>
-      </w:r>
-      <w:r>
-        <w:rPr>
-          <w:color w:val="385623"/>
-        </w:rPr>
-        <w:t xml:space="preserve"> js/utils.js – escapeHTML</w:t>
+        <w:t xml:space="preserve">Câu 33. onclick trong HTML và addEventListener khác nhau thế nào?</w:t>
+      </w:r>
+    </w:p>
+    <w:p>
+      <w:pPr>
+        <w:spacing w:after="100" w:line="300"/>
+        <w:jc w:val="both"/>
+      </w:pPr>
+      <w:r>
+        <w:rPr>
+          <w:rFonts w:ascii="Consolas" w:cs="Consolas" w:eastAsia="Consolas" w:hAnsi="Consolas"/>
+          <w:color w:val="7A1F1F"/>
+          <w:sz w:val="22"/>
+          <w:szCs w:val="22"/>
+        </w:rPr>
+        <w:t xml:space="preserve">onclick="..."</w:t>
+      </w:r>
+      <w:r>
+        <w:t xml:space="preserve"> viết thẳng trong thẻ, mỗi sự kiện chỉ một hàm. </w:t>
+      </w:r>
+      <w:r>
+        <w:rPr>
+          <w:rFonts w:ascii="Consolas" w:cs="Consolas" w:eastAsia="Consolas" w:hAnsi="Consolas"/>
+          <w:color w:val="7A1F1F"/>
+          <w:sz w:val="22"/>
+          <w:szCs w:val="22"/>
+        </w:rPr>
+        <w:t xml:space="preserve">addEventListener("click", fn)</w:t>
+      </w:r>
+      <w:r>
+        <w:t xml:space="preserve"> viết trong JS, gắn được nhiều hàm. Em dùng onclick cho nút vẽ bằng template string, addEventListener cho slider.</w:t>
       </w:r>
     </w:p>
     <w:p>
@@ -2506,73 +2645,25 @@
         <w:spacing w:after="80" w:before="160"/>
       </w:pPr>
       <w:r>
-        <w:t xml:space="preserve">Câu 30. Arrow function là gì? Em dùng ở đâu?</w:t>
-      </w:r>
-    </w:p>
-    <w:p>
-      <w:pPr>
-        <w:spacing w:after="100" w:line="300"/>
-        <w:jc w:val="both"/>
-      </w:pPr>
-      <w:r>
-        <w:rPr>
-          <w:rFonts w:ascii="Consolas" w:cs="Consolas" w:eastAsia="Consolas" w:hAnsi="Consolas"/>
-          <w:color w:val="7A1F1F"/>
-          <w:sz w:val="22"/>
-          <w:szCs w:val="22"/>
-        </w:rPr>
-        <w:t xml:space="preserve">u =&gt; u.email === email</w:t>
-      </w:r>
-      <w:r>
-        <w:t xml:space="preserve"> là cách viết gọn của </w:t>
-      </w:r>
-      <w:r>
-        <w:rPr>
-          <w:rFonts w:ascii="Consolas" w:cs="Consolas" w:eastAsia="Consolas" w:hAnsi="Consolas"/>
-          <w:color w:val="7A1F1F"/>
-          <w:sz w:val="22"/>
-          <w:szCs w:val="22"/>
-        </w:rPr>
-        <w:t xml:space="preserve">function (u) { return u.email === email; }</w:t>
-      </w:r>
-      <w:r>
-        <w:t xml:space="preserve">. Em dùng nhiều trong </w:t>
-      </w:r>
-      <w:r>
-        <w:rPr>
-          <w:rFonts w:ascii="Consolas" w:cs="Consolas" w:eastAsia="Consolas" w:hAnsi="Consolas"/>
-          <w:color w:val="7A1F1F"/>
-          <w:sz w:val="22"/>
-          <w:szCs w:val="22"/>
-        </w:rPr>
-        <w:t xml:space="preserve">find</w:t>
-      </w:r>
-      <w:r>
-        <w:t xml:space="preserve">, </w:t>
-      </w:r>
-      <w:r>
-        <w:rPr>
-          <w:rFonts w:ascii="Consolas" w:cs="Consolas" w:eastAsia="Consolas" w:hAnsi="Consolas"/>
-          <w:color w:val="7A1F1F"/>
-          <w:sz w:val="22"/>
-          <w:szCs w:val="22"/>
-        </w:rPr>
-        <w:t xml:space="preserve">filter</w:t>
-      </w:r>
-      <w:r>
-        <w:t xml:space="preserve">, </w:t>
-      </w:r>
-      <w:r>
-        <w:rPr>
-          <w:rFonts w:ascii="Consolas" w:cs="Consolas" w:eastAsia="Consolas" w:hAnsi="Consolas"/>
-          <w:color w:val="7A1F1F"/>
-          <w:sz w:val="22"/>
-          <w:szCs w:val="22"/>
-        </w:rPr>
-        <w:t xml:space="preserve">map</w:t>
-      </w:r>
-      <w:r>
-        <w:t xml:space="preserve">, </w:t>
+        <w:t xml:space="preserve">Câu 34. setTimeout và setInterval khác nhau?</w:t>
+      </w:r>
+    </w:p>
+    <w:p>
+      <w:pPr>
+        <w:spacing w:after="100" w:line="300"/>
+        <w:jc w:val="both"/>
+      </w:pPr>
+      <w:r>
+        <w:rPr>
+          <w:rFonts w:ascii="Consolas" w:cs="Consolas" w:eastAsia="Consolas" w:hAnsi="Consolas"/>
+          <w:color w:val="7A1F1F"/>
+          <w:sz w:val="22"/>
+          <w:szCs w:val="22"/>
+        </w:rPr>
+        <w:t xml:space="preserve">setTimeout</w:t>
+      </w:r>
+      <w:r>
+        <w:t xml:space="preserve"> chạy một lần sau một khoảng thời gian (em dùng để ẩn toast sau 2,2 giây). </w:t>
       </w:r>
       <w:r>
         <w:rPr>
@@ -2584,202 +2675,7 @@
         <w:t xml:space="preserve">setInterval</w:t>
       </w:r>
       <w:r>
-        <w:t xml:space="preserve">.</w:t>
-      </w:r>
-    </w:p>
-    <w:p>
-      <w:pPr>
-        <w:pStyle w:val="Heading3"/>
-        <w:spacing w:after="80" w:before="160"/>
-      </w:pPr>
-      <w:r>
-        <w:t xml:space="preserve">Câu 31. this trong class là gì?</w:t>
-      </w:r>
-    </w:p>
-    <w:p>
-      <w:pPr>
-        <w:spacing w:after="100" w:line="300"/>
-        <w:jc w:val="both"/>
-      </w:pPr>
-      <w:r>
-        <w:rPr>
-          <w:rFonts w:ascii="Consolas" w:cs="Consolas" w:eastAsia="Consolas" w:hAnsi="Consolas"/>
-          <w:color w:val="7A1F1F"/>
-          <w:sz w:val="22"/>
-          <w:szCs w:val="22"/>
-        </w:rPr>
-        <w:t xml:space="preserve">this</w:t>
-      </w:r>
-      <w:r>
-        <w:t xml:space="preserve"> là chính đối tượng đang gọi phương thức. Ví dụ trong </w:t>
-      </w:r>
-      <w:r>
-        <w:rPr>
-          <w:rFonts w:ascii="Consolas" w:cs="Consolas" w:eastAsia="Consolas" w:hAnsi="Consolas"/>
-          <w:color w:val="7A1F1F"/>
-          <w:sz w:val="22"/>
-          <w:szCs w:val="22"/>
-        </w:rPr>
-        <w:t xml:space="preserve">cart.add()</w:t>
-      </w:r>
-      <w:r>
-        <w:t xml:space="preserve">, </w:t>
-      </w:r>
-      <w:r>
-        <w:rPr>
-          <w:rFonts w:ascii="Consolas" w:cs="Consolas" w:eastAsia="Consolas" w:hAnsi="Consolas"/>
-          <w:color w:val="7A1F1F"/>
-          <w:sz w:val="22"/>
-          <w:szCs w:val="22"/>
-        </w:rPr>
-        <w:t xml:space="preserve">this.get()</w:t>
-      </w:r>
-      <w:r>
-        <w:t xml:space="preserve"> là gọi </w:t>
-      </w:r>
-      <w:r>
-        <w:rPr>
-          <w:rFonts w:ascii="Consolas" w:cs="Consolas" w:eastAsia="Consolas" w:hAnsi="Consolas"/>
-          <w:color w:val="7A1F1F"/>
-          <w:sz w:val="22"/>
-          <w:szCs w:val="22"/>
-        </w:rPr>
-        <w:t xml:space="preserve">get()</w:t>
-      </w:r>
-      <w:r>
-        <w:t xml:space="preserve"> của đối tượng </w:t>
-      </w:r>
-      <w:r>
-        <w:rPr>
-          <w:rFonts w:ascii="Consolas" w:cs="Consolas" w:eastAsia="Consolas" w:hAnsi="Consolas"/>
-          <w:color w:val="7A1F1F"/>
-          <w:sz w:val="22"/>
-          <w:szCs w:val="22"/>
-        </w:rPr>
-        <w:t xml:space="preserve">cart</w:t>
-      </w:r>
-      <w:r>
-        <w:t xml:space="preserve">.</w:t>
-      </w:r>
-    </w:p>
-    <w:p>
-      <w:pPr>
-        <w:pStyle w:val="Heading3"/>
-        <w:spacing w:after="80" w:before="160"/>
-      </w:pPr>
-      <w:r>
-        <w:t xml:space="preserve">Câu 32. static là gì? Sao Utils dùng static?</w:t>
-      </w:r>
-    </w:p>
-    <w:p>
-      <w:pPr>
-        <w:spacing w:after="100" w:line="300"/>
-        <w:jc w:val="both"/>
-      </w:pPr>
-      <w:r>
-        <w:t xml:space="preserve">Phương thức static gọi thẳng qua tên class, không cần </w:t>
-      </w:r>
-      <w:r>
-        <w:rPr>
-          <w:rFonts w:ascii="Consolas" w:cs="Consolas" w:eastAsia="Consolas" w:hAnsi="Consolas"/>
-          <w:color w:val="7A1F1F"/>
-          <w:sz w:val="22"/>
-          <w:szCs w:val="22"/>
-        </w:rPr>
-        <w:t xml:space="preserve">new</w:t>
-      </w:r>
-      <w:r>
-        <w:t xml:space="preserve">: </w:t>
-      </w:r>
-      <w:r>
-        <w:rPr>
-          <w:rFonts w:ascii="Consolas" w:cs="Consolas" w:eastAsia="Consolas" w:hAnsi="Consolas"/>
-          <w:color w:val="7A1F1F"/>
-          <w:sz w:val="22"/>
-          <w:szCs w:val="22"/>
-        </w:rPr>
-        <w:t xml:space="preserve">Utils.showToast("...")</w:t>
-      </w:r>
-      <w:r>
-        <w:t xml:space="preserve">. Utils chỉ chứa hàm tiện ích, không cần dữ liệu riêng nên dùng static (Slide 5).</w:t>
-      </w:r>
-    </w:p>
-    <w:p>
-      <w:pPr>
-        <w:pStyle w:val="Heading3"/>
-        <w:spacing w:after="80" w:before="160"/>
-      </w:pPr>
-      <w:r>
-        <w:t xml:space="preserve">Câu 33. onclick trong HTML và addEventListener khác nhau thế nào?</w:t>
-      </w:r>
-    </w:p>
-    <w:p>
-      <w:pPr>
-        <w:spacing w:after="100" w:line="300"/>
-        <w:jc w:val="both"/>
-      </w:pPr>
-      <w:r>
-        <w:rPr>
-          <w:rFonts w:ascii="Consolas" w:cs="Consolas" w:eastAsia="Consolas" w:hAnsi="Consolas"/>
-          <w:color w:val="7A1F1F"/>
-          <w:sz w:val="22"/>
-          <w:szCs w:val="22"/>
-        </w:rPr>
-        <w:t xml:space="preserve">onclick="..."</w:t>
-      </w:r>
-      <w:r>
-        <w:t xml:space="preserve"> viết thẳng trong thẻ, mỗi sự kiện chỉ một hàm. </w:t>
-      </w:r>
-      <w:r>
-        <w:rPr>
-          <w:rFonts w:ascii="Consolas" w:cs="Consolas" w:eastAsia="Consolas" w:hAnsi="Consolas"/>
-          <w:color w:val="7A1F1F"/>
-          <w:sz w:val="22"/>
-          <w:szCs w:val="22"/>
-        </w:rPr>
-        <w:t xml:space="preserve">addEventListener("click", fn)</w:t>
-      </w:r>
-      <w:r>
-        <w:t xml:space="preserve"> viết trong JS, gắn được nhiều hàm. Em dùng onclick cho nút vẽ bằng template string, addEventListener cho slider.</w:t>
-      </w:r>
-    </w:p>
-    <w:p>
-      <w:pPr>
-        <w:pStyle w:val="Heading3"/>
-        <w:spacing w:after="80" w:before="160"/>
-      </w:pPr>
-      <w:r>
-        <w:t xml:space="preserve">Câu 34. setTimeout và setInterval khác nhau?</w:t>
-      </w:r>
-    </w:p>
-    <w:p>
-      <w:pPr>
-        <w:spacing w:after="100" w:line="300"/>
-        <w:jc w:val="both"/>
-      </w:pPr>
-      <w:r>
-        <w:rPr>
-          <w:rFonts w:ascii="Consolas" w:cs="Consolas" w:eastAsia="Consolas" w:hAnsi="Consolas"/>
-          <w:color w:val="7A1F1F"/>
-          <w:sz w:val="22"/>
-          <w:szCs w:val="22"/>
-        </w:rPr>
-        <w:t xml:space="preserve">setTimeout</w:t>
-      </w:r>
-      <w:r>
-        <w:t xml:space="preserve"> chạy một lần sau một khoảng thời gian (em dùng để ẩn toast sau 2,2 giây). </w:t>
-      </w:r>
-      <w:r>
-        <w:rPr>
-          <w:rFonts w:ascii="Consolas" w:cs="Consolas" w:eastAsia="Consolas" w:hAnsi="Consolas"/>
-          <w:color w:val="7A1F1F"/>
-          <w:sz w:val="22"/>
-          <w:szCs w:val="22"/>
-        </w:rPr>
-        <w:t xml:space="preserve">setInterval</w:t>
-      </w:r>
-      <w:r>
-        <w:t xml:space="preserve"> chạy lặp lại (slider 4 giây, countdown 1 giây).</w:t>
+        <w:t xml:space="preserve"> chạy lặp lại (slider 4 giây).</w:t>
       </w:r>
     </w:p>
     <w:p>
@@ -3246,7 +3142,7 @@
               <w:spacing w:after="20" w:line="264"/>
             </w:pPr>
             <w:r>
-              <w:t xml:space="preserve">Điều kiện kiểm tra form, </w:t>
+              <w:t xml:space="preserve">Điều kiện kiểm tra form, phép chia lấy dư </w:t>
             </w:r>
             <w:r>
               <w:rPr>
@@ -3255,10 +3151,10 @@
                 <w:sz w:val="22"/>
                 <w:szCs w:val="22"/>
               </w:rPr>
-              <w:t xml:space="preserve">% </w:t>
-            </w:r>
-            <w:r>
-              <w:t xml:space="preserve"> trong slider và countdown</w:t>
+              <w:t xml:space="preserve">%</w:t>
+            </w:r>
+            <w:r>
+              <w:t xml:space="preserve"> trong slider</w:t>
             </w:r>
           </w:p>
         </w:tc>
@@ -4080,86 +3976,6 @@
             </w:pPr>
             <w:r>
               <w:t xml:space="preserve">Mọi nút, form, slider, phím Esc</w:t>
-            </w:r>
-          </w:p>
-        </w:tc>
-      </w:tr>
-      <w:tr>
-        <w:trPr>
-          <w:tblHeader w:val="off"/>
-        </w:trPr>
-        <w:tc>
-          <w:tcPr>
-            <w:tcW w:type="dxa" w:w="3912"/>
-            <w:tcBorders>
-              <w:top w:val="single" w:color="999999" w:sz="4"/>
-              <w:left w:val="single" w:color="999999" w:sz="4"/>
-              <w:bottom w:val="single" w:color="999999" w:sz="4"/>
-              <w:right w:val="single" w:color="999999" w:sz="4"/>
-            </w:tcBorders>
-            <w:tcMar>
-              <w:top w:type="dxa" w:w="60"/>
-              <w:left w:type="dxa" w:w="100"/>
-              <w:bottom w:type="dxa" w:w="60"/>
-              <w:right w:type="dxa" w:w="100"/>
-            </w:tcMar>
-          </w:tcPr>
-          <w:p>
-            <w:pPr>
-              <w:spacing w:after="20" w:line="264"/>
-            </w:pPr>
-            <w:r>
-              <w:t xml:space="preserve">Countdown bằng setInterval và Date</w:t>
-            </w:r>
-          </w:p>
-        </w:tc>
-        <w:tc>
-          <w:tcPr>
-            <w:tcW w:type="dxa" w:w="1600"/>
-            <w:tcBorders>
-              <w:top w:val="single" w:color="999999" w:sz="4"/>
-              <w:left w:val="single" w:color="999999" w:sz="4"/>
-              <w:bottom w:val="single" w:color="999999" w:sz="4"/>
-              <w:right w:val="single" w:color="999999" w:sz="4"/>
-            </w:tcBorders>
-            <w:tcMar>
-              <w:top w:type="dxa" w:w="60"/>
-              <w:left w:type="dxa" w:w="100"/>
-              <w:bottom w:type="dxa" w:w="60"/>
-              <w:right w:type="dxa" w:w="100"/>
-            </w:tcMar>
-          </w:tcPr>
-          <w:p>
-            <w:pPr>
-              <w:spacing w:after="20" w:line="264"/>
-            </w:pPr>
-            <w:r>
-              <w:t xml:space="preserve">Slide 7, Lab 6–7</w:t>
-            </w:r>
-          </w:p>
-        </w:tc>
-        <w:tc>
-          <w:tcPr>
-            <w:tcW w:type="dxa" w:w="3559"/>
-            <w:tcBorders>
-              <w:top w:val="single" w:color="999999" w:sz="4"/>
-              <w:left w:val="single" w:color="999999" w:sz="4"/>
-              <w:bottom w:val="single" w:color="999999" w:sz="4"/>
-              <w:right w:val="single" w:color="999999" w:sz="4"/>
-            </w:tcBorders>
-            <w:tcMar>
-              <w:top w:type="dxa" w:w="60"/>
-              <w:left w:type="dxa" w:w="100"/>
-              <w:bottom w:type="dxa" w:w="60"/>
-              <w:right w:type="dxa" w:w="100"/>
-            </w:tcMar>
-          </w:tcPr>
-          <w:p>
-            <w:pPr>
-              <w:spacing w:after="20" w:line="264"/>
-            </w:pPr>
-            <w:r>
-              <w:t xml:space="preserve">Flash Sale (countdown.js)</w:t>
             </w:r>
           </w:p>
         </w:tc>
@@ -5392,7 +5208,7 @@
               <w:spacing w:after="20" w:line="264"/>
             </w:pPr>
             <w:r>
-              <w:t xml:space="preserve">utils.js formatPrice, formatDateTime; countdown.js</w:t>
+              <w:t xml:space="preserve">utils.js formatPrice, formatDateTime; orders.js</w:t>
             </w:r>
           </w:p>
         </w:tc>
@@ -5846,19 +5662,6 @@
       </w:pPr>
       <w:r>
         <w:t xml:space="preserve">Thanh toán chỉ nhận COD, tạo đơn hàng, tra cứu và hiển thị trạng thái đơn đơn giản (luôn "Đã đặt hàng").</w:t>
-      </w:r>
-    </w:p>
-    <w:p>
-      <w:pPr>
-        <w:pStyle w:val="ListParagraph"/>
-        <w:numPr>
-          <w:ilvl w:val="0"/>
-          <w:numId w:val="2"/>
-        </w:numPr>
-        <w:spacing w:after="60" w:line="288"/>
-      </w:pPr>
-      <w:r>
-        <w:t xml:space="preserve">Đồng hồ Flash Sale (countdown.js), dựa trên bài countdown ở Lab 6–7.</w:t>
       </w:r>
     </w:p>
     <w:p>
